--- a/assets/file/Formulir Pengajuan Telaah Etik Baru Fix.docx
+++ b/assets/file/Formulir Pengajuan Telaah Etik Baru Fix.docx
@@ -955,122 +955,6 @@
                                   <w:spacing w:after="0" w:line="275" w:lineRule="auto"/>
                                   <w:textDirection w:val="btLr"/>
                                 </w:pPr>
-                                <w:r>
-                                  <w:rPr>
-                                    <w:rFonts w:ascii="Times New Roman" w:eastAsia="Times New Roman" w:hAnsi="Times New Roman" w:cs="Times New Roman"/>
-                                    <w:color w:val="000000"/>
-                                    <w:sz w:val="24"/>
-                                  </w:rPr>
-                                  <w:t xml:space="preserve">JOURSICES: Journaling Exercise </w:t>
-                                </w:r>
-                                <w:proofErr w:type="spellStart"/>
-                                <w:r>
-                                  <w:rPr>
-                                    <w:rFonts w:ascii="Times New Roman" w:eastAsia="Times New Roman" w:hAnsi="Times New Roman" w:cs="Times New Roman"/>
-                                    <w:color w:val="000000"/>
-                                    <w:sz w:val="24"/>
-                                  </w:rPr>
-                                  <w:t>Sebagai</w:t>
-                                </w:r>
-                                <w:proofErr w:type="spellEnd"/>
-                                <w:r>
-                                  <w:rPr>
-                                    <w:rFonts w:ascii="Times New Roman" w:eastAsia="Times New Roman" w:hAnsi="Times New Roman" w:cs="Times New Roman"/>
-                                    <w:color w:val="000000"/>
-                                    <w:sz w:val="24"/>
-                                  </w:rPr>
-                                  <w:t xml:space="preserve"> Upaya </w:t>
-                                </w:r>
-                                <w:proofErr w:type="spellStart"/>
-                                <w:r>
-                                  <w:rPr>
-                                    <w:rFonts w:ascii="Times New Roman" w:eastAsia="Times New Roman" w:hAnsi="Times New Roman" w:cs="Times New Roman"/>
-                                    <w:color w:val="000000"/>
-                                    <w:sz w:val="24"/>
-                                  </w:rPr>
-                                  <w:t>Regulasi</w:t>
-                                </w:r>
-                                <w:proofErr w:type="spellEnd"/>
-                                <w:r>
-                                  <w:rPr>
-                                    <w:rFonts w:ascii="Times New Roman" w:eastAsia="Times New Roman" w:hAnsi="Times New Roman" w:cs="Times New Roman"/>
-                                    <w:color w:val="000000"/>
-                                    <w:sz w:val="24"/>
-                                  </w:rPr>
-                                  <w:t xml:space="preserve"> </w:t>
-                                </w:r>
-                                <w:proofErr w:type="spellStart"/>
-                                <w:r>
-                                  <w:rPr>
-                                    <w:rFonts w:ascii="Times New Roman" w:eastAsia="Times New Roman" w:hAnsi="Times New Roman" w:cs="Times New Roman"/>
-                                    <w:color w:val="000000"/>
-                                    <w:sz w:val="24"/>
-                                  </w:rPr>
-                                  <w:t>Emosi</w:t>
-                                </w:r>
-                                <w:proofErr w:type="spellEnd"/>
-                                <w:r>
-                                  <w:rPr>
-                                    <w:rFonts w:ascii="Times New Roman" w:eastAsia="Times New Roman" w:hAnsi="Times New Roman" w:cs="Times New Roman"/>
-                                    <w:color w:val="000000"/>
-                                    <w:sz w:val="24"/>
-                                  </w:rPr>
-                                  <w:t xml:space="preserve"> pada </w:t>
-                                </w:r>
-                                <w:proofErr w:type="spellStart"/>
-                                <w:r>
-                                  <w:rPr>
-                                    <w:rFonts w:ascii="Times New Roman" w:eastAsia="Times New Roman" w:hAnsi="Times New Roman" w:cs="Times New Roman"/>
-                                    <w:color w:val="000000"/>
-                                    <w:sz w:val="24"/>
-                                  </w:rPr>
-                                  <w:t>Laki-laki</w:t>
-                                </w:r>
-                                <w:proofErr w:type="spellEnd"/>
-                                <w:r>
-                                  <w:rPr>
-                                    <w:rFonts w:ascii="Times New Roman" w:eastAsia="Times New Roman" w:hAnsi="Times New Roman" w:cs="Times New Roman"/>
-                                    <w:color w:val="000000"/>
-                                    <w:sz w:val="24"/>
-                                  </w:rPr>
-                                  <w:t xml:space="preserve"> </w:t>
-                                </w:r>
-                                <w:proofErr w:type="spellStart"/>
-                                <w:r>
-                                  <w:rPr>
-                                    <w:rFonts w:ascii="Times New Roman" w:eastAsia="Times New Roman" w:hAnsi="Times New Roman" w:cs="Times New Roman"/>
-                                    <w:color w:val="000000"/>
-                                    <w:sz w:val="24"/>
-                                  </w:rPr>
-                                  <w:t>dalam</w:t>
-                                </w:r>
-                                <w:proofErr w:type="spellEnd"/>
-                                <w:r>
-                                  <w:rPr>
-                                    <w:rFonts w:ascii="Times New Roman" w:eastAsia="Times New Roman" w:hAnsi="Times New Roman" w:cs="Times New Roman"/>
-                                    <w:color w:val="000000"/>
-                                    <w:sz w:val="24"/>
-                                  </w:rPr>
-                                  <w:t xml:space="preserve"> </w:t>
-                                </w:r>
-                                <w:proofErr w:type="spellStart"/>
-                                <w:r>
-                                  <w:rPr>
-                                    <w:rFonts w:ascii="Times New Roman" w:eastAsia="Times New Roman" w:hAnsi="Times New Roman" w:cs="Times New Roman"/>
-                                    <w:color w:val="000000"/>
-                                    <w:sz w:val="24"/>
-                                  </w:rPr>
-                                  <w:t>Belenggu</w:t>
-                                </w:r>
-                                <w:proofErr w:type="spellEnd"/>
-                                <w:r>
-                                  <w:rPr>
-                                    <w:rFonts w:ascii="Times New Roman" w:eastAsia="Times New Roman" w:hAnsi="Times New Roman" w:cs="Times New Roman"/>
-                                    <w:color w:val="000000"/>
-                                    <w:sz w:val="24"/>
-                                  </w:rPr>
-                                  <w:t xml:space="preserve"> Toxic Masculinity</w:t>
-                                </w:r>
                               </w:p>
                             </w:txbxContent>
                           </wps:txbx>
@@ -1165,39 +1049,29 @@
               </wp:inline>
             </w:drawing>
           </mc:Choice>
-          <mc:Fallback xmlns:cr="http://schemas.microsoft.com/office/comments/2020/reactions" xmlns="http://schemas.microsoft.com/office/tasks/2019/documenttasks" xmlns:dgm="http://schemas.openxmlformats.org/drawingml/2006/diagram" xmlns:lc="http://schemas.openxmlformats.org/drawingml/2006/lockedCanvas" xmlns:c="http://schemas.openxmlformats.org/drawingml/2006/chart" xmlns:pic="http://schemas.openxmlformats.org/drawingml/2006/picture" xmlns:a="http://schemas.openxmlformats.org/drawingml/2006/main" xmlns:sl="http://schemas.openxmlformats.org/schemaLibrary/2006/main">
-            <w:drawing>
-              <wp:inline distB="0" distT="0" distL="0" distR="0">
-                <wp:extent cx="5689600" cy="864363"/>
-                <wp:effectExtent b="0" l="0" r="0" t="0"/>
-                <wp:docPr id="17" name="image3.png"/>
-                <a:graphic>
-                  <a:graphicData uri="http://schemas.openxmlformats.org/drawingml/2006/picture">
-                    <pic:pic>
-                      <pic:nvPicPr>
-                        <pic:cNvPr id="0" name="image3.png"/>
-                        <pic:cNvPicPr preferRelativeResize="0"/>
-                      </pic:nvPicPr>
-                      <pic:blipFill>
-                        <a:blip r:embed="rId8"/>
-                        <a:srcRect/>
-                        <a:stretch>
-                          <a:fillRect/>
-                        </a:stretch>
-                      </pic:blipFill>
-                      <pic:spPr>
-                        <a:xfrm>
-                          <a:off x="0" y="0"/>
-                          <a:ext cx="5689600" cy="864363"/>
-                        </a:xfrm>
-                        <a:prstGeom prst="rect"/>
-                        <a:ln/>
-                      </pic:spPr>
-                    </pic:pic>
-                  </a:graphicData>
-                </a:graphic>
-              </wp:inline>
-            </w:drawing>
+          <mc:Fallback>
+            <w:pict>
+              <v:group id="Group 17" o:spid="_x0000_s1026" style="width:448pt;height:68.05pt;mso-position-horizontal-relative:char;mso-position-vertical-relative:line" coordorigin="25011,33577" coordsize="56896,8445" o:gfxdata="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">
+                <v:group id="Group 1471893806" o:spid="_x0000_s1027" style="position:absolute;left:25012;top:33577;width:56896;height:8445" coordsize="8908,298" o:gfxdata="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">
+                  <v:rect id="Rectangle 1861361059" o:spid="_x0000_s1028" style="position:absolute;width:8900;height:275;visibility:visible;mso-wrap-style:square;v-text-anchor:middle" o:gfxdata="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" filled="f" stroked="f">
+                    <v:textbox inset="2.53958mm,2.53958mm,2.53958mm,2.53958mm">
+                      <w:txbxContent>
+                        <w:p>
+                          <w:pPr>
+                            <w:spacing w:after="0" w:line="275" w:lineRule="auto"/>
+                            <w:textDirection w:val="btLr"/>
+                          </w:pPr>
+                        </w:p>
+                      </w:txbxContent>
+                    </v:textbox>
+                  </v:rect>
+                  <v:shape id="Freeform 1807749001" o:spid="_x0000_s1029" style="position:absolute;width:8908;height:298;visibility:visible;mso-wrap-style:square;v-text-anchor:middle" coordsize="8908,298" o:gfxdata="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" path="m8898,l10,,,,,298r10,l8898,298r,-10l10,288,10,10r8888,l8898,xm8908,r-10,l8898,298r10,l8908,xe" fillcolor="black" stroked="f">
+                    <v:path arrowok="t" o:extrusionok="f"/>
+                  </v:shape>
+                </v:group>
+                <w10:anchorlock/>
+              </v:group>
+            </w:pict>
           </mc:Fallback>
         </mc:AlternateContent>
       </w:r>
@@ -4529,7 +4403,51 @@
           <w:sz w:val="24"/>
           <w:szCs w:val="24"/>
         </w:rPr>
-        <w:t>melindungi semua peserta</w:t>
+        <w:t>melindungi</w:t>
+      </w:r>
+      <w:proofErr w:type="spellEnd"/>
+      <w:r>
+        <w:rPr>
+          <w:rFonts w:ascii="Times New Roman" w:eastAsia="Times New Roman" w:hAnsi="Times New Roman" w:cs="Times New Roman"/>
+          <w:i/>
+          <w:color w:val="000000"/>
+          <w:sz w:val="24"/>
+          <w:szCs w:val="24"/>
+        </w:rPr>
+        <w:t xml:space="preserve"> </w:t>
+      </w:r>
+      <w:proofErr w:type="spellStart"/>
+      <w:r>
+        <w:rPr>
+          <w:rFonts w:ascii="Times New Roman" w:eastAsia="Times New Roman" w:hAnsi="Times New Roman" w:cs="Times New Roman"/>
+          <w:i/>
+          <w:color w:val="000000"/>
+          <w:sz w:val="24"/>
+          <w:szCs w:val="24"/>
+        </w:rPr>
+        <w:t>semua</w:t>
+      </w:r>
+      <w:proofErr w:type="spellEnd"/>
+      <w:r>
+        <w:rPr>
+          <w:rFonts w:ascii="Times New Roman" w:eastAsia="Times New Roman" w:hAnsi="Times New Roman" w:cs="Times New Roman"/>
+          <w:i/>
+          <w:color w:val="000000"/>
+          <w:sz w:val="24"/>
+          <w:szCs w:val="24"/>
+        </w:rPr>
+        <w:t xml:space="preserve"> </w:t>
+      </w:r>
+      <w:proofErr w:type="spellStart"/>
+      <w:r>
+        <w:rPr>
+          <w:rFonts w:ascii="Times New Roman" w:eastAsia="Times New Roman" w:hAnsi="Times New Roman" w:cs="Times New Roman"/>
+          <w:i/>
+          <w:color w:val="000000"/>
+          <w:sz w:val="24"/>
+          <w:szCs w:val="24"/>
+        </w:rPr>
+        <w:t>peserta</w:t>
       </w:r>
       <w:proofErr w:type="spellEnd"/>
       <w:r>
@@ -6341,7 +6259,7 @@
       </w:pPr>
     </w:p>
     <w:sectPr>
-      <w:headerReference w:type="default" r:id="rId9"/>
+      <w:headerReference w:type="default" r:id="rId8"/>
       <w:pgSz w:w="12240" w:h="15840"/>
       <w:pgMar w:top="1440" w:right="1440" w:bottom="1440" w:left="1440" w:header="720" w:footer="720" w:gutter="0"/>
       <w:pgNumType w:start="1"/>
@@ -6428,7 +6346,7 @@
         <w:color w:val="000000"/>
       </w:rPr>
       <mc:AlternateContent>
-        <mc:Choice Requires="wpg">
+        <mc:Choice Requires="wps">
           <w:drawing>
             <wp:anchor distT="0" distB="0" distL="114300" distR="114300" simplePos="0" relativeHeight="251658240" behindDoc="0" locked="0" layoutInCell="1" hidden="0" allowOverlap="1">
               <wp:simplePos x="0" y="0"/>
@@ -6482,6 +6400,11 @@
                             <w:ind w:left="709"/>
                             <w:jc w:val="center"/>
                             <w:textDirection w:val="btLr"/>
+                            <w:rPr>
+                              <w:rFonts w:ascii="Times New Roman" w:eastAsia="Times New Roman" w:hAnsi="Times New Roman" w:cs="Times New Roman"/>
+                              <w:color w:val="000000"/>
+                              <w:sz w:val="28"/>
+                            </w:rPr>
                           </w:pPr>
                           <w:r>
                             <w:rPr>
@@ -6489,7 +6412,28 @@
                               <w:color w:val="000000"/>
                               <w:sz w:val="28"/>
                             </w:rPr>
-                            <w:t>KEMENTERIAN PENDIDIKAN, KEBUDAYAAN</w:t>
+                            <w:t>KEMENTERIAN PENDIDIKAN TINGGI, SAINS,</w:t>
+                          </w:r>
+                        </w:p>
+                        <w:p>
+                          <w:pPr>
+                            <w:spacing w:after="0" w:line="240" w:lineRule="auto"/>
+                            <w:ind w:left="709"/>
+                            <w:jc w:val="center"/>
+                            <w:textDirection w:val="btLr"/>
+                            <w:rPr>
+                              <w:rFonts w:ascii="Times New Roman" w:eastAsia="Times New Roman" w:hAnsi="Times New Roman" w:cs="Times New Roman"/>
+                              <w:color w:val="000000"/>
+                              <w:sz w:val="28"/>
+                            </w:rPr>
+                          </w:pPr>
+                          <w:r>
+                            <w:rPr>
+                              <w:rFonts w:ascii="Times New Roman" w:eastAsia="Times New Roman" w:hAnsi="Times New Roman" w:cs="Times New Roman"/>
+                              <w:color w:val="000000"/>
+                              <w:sz w:val="28"/>
+                            </w:rPr>
+                            <w:t xml:space="preserve">DAN TEKNOLOGI </w:t>
                           </w:r>
                         </w:p>
                         <w:p>
@@ -6507,14 +6451,14 @@
                             </w:rPr>
                             <w:t>UNIVERSITAS PENDIDIKAN INDONESIA</w:t>
                           </w:r>
-                        </w:p>
-                        <w:p>
-                          <w:pPr>
-                            <w:spacing w:after="0" w:line="240" w:lineRule="auto"/>
-                            <w:ind w:left="709"/>
-                            <w:jc w:val="center"/>
-                            <w:textDirection w:val="btLr"/>
-                          </w:pPr>
+                          <w:r>
+                            <w:rPr>
+                              <w:rFonts w:ascii="Times New Roman" w:eastAsia="Times New Roman" w:hAnsi="Times New Roman" w:cs="Times New Roman"/>
+                              <w:color w:val="000000"/>
+                              <w:sz w:val="28"/>
+                            </w:rPr>
+                            <w:br/>
+                          </w:r>
                           <w:r>
                             <w:rPr>
                               <w:rFonts w:ascii="Times New Roman" w:eastAsia="Times New Roman" w:hAnsi="Times New Roman" w:cs="Times New Roman"/>
@@ -6668,47 +6612,237 @@
             </wp:anchor>
           </w:drawing>
         </mc:Choice>
-        <mc:Fallback xmlns:cr="http://schemas.microsoft.com/office/comments/2020/reactions" xmlns="http://schemas.microsoft.com/office/tasks/2019/documenttasks" xmlns:dgm="http://schemas.openxmlformats.org/drawingml/2006/diagram" xmlns:lc="http://schemas.openxmlformats.org/drawingml/2006/lockedCanvas" xmlns:c="http://schemas.openxmlformats.org/drawingml/2006/chart" xmlns:pic="http://schemas.openxmlformats.org/drawingml/2006/picture" xmlns:a="http://schemas.openxmlformats.org/drawingml/2006/main" xmlns:sl="http://schemas.openxmlformats.org/schemaLibrary/2006/main">
-          <w:drawing>
-            <wp:anchor allowOverlap="1" behindDoc="0" distB="0" distT="0" distL="114300" distR="114300" hidden="0" layoutInCell="1" locked="0" relativeHeight="0" simplePos="0">
-              <wp:simplePos x="0" y="0"/>
-              <wp:positionH relativeFrom="margin">
-                <wp:posOffset>-227011</wp:posOffset>
-              </wp:positionH>
-              <wp:positionV relativeFrom="page">
-                <wp:posOffset>249238</wp:posOffset>
-              </wp:positionV>
-              <wp:extent cx="6670675" cy="1616075"/>
-              <wp:effectExtent b="0" l="0" r="0" t="0"/>
-              <wp:wrapTopAndBottom distB="0" distT="0"/>
-              <wp:docPr id="16" name="image2.png"/>
-              <a:graphic>
-                <a:graphicData uri="http://schemas.openxmlformats.org/drawingml/2006/picture">
-                  <pic:pic>
-                    <pic:nvPicPr>
-                      <pic:cNvPr id="0" name="image2.png"/>
-                      <pic:cNvPicPr preferRelativeResize="0"/>
-                    </pic:nvPicPr>
-                    <pic:blipFill>
-                      <a:blip r:embed="rId1"/>
-                      <a:srcRect/>
-                      <a:stretch>
-                        <a:fillRect/>
-                      </a:stretch>
-                    </pic:blipFill>
-                    <pic:spPr>
-                      <a:xfrm>
-                        <a:off x="0" y="0"/>
-                        <a:ext cx="6670675" cy="1616075"/>
-                      </a:xfrm>
-                      <a:prstGeom prst="rect"/>
-                      <a:ln/>
-                    </pic:spPr>
-                  </pic:pic>
-                </a:graphicData>
-              </a:graphic>
-            </wp:anchor>
-          </w:drawing>
+        <mc:Fallback>
+          <w:pict>
+            <v:rect id="Rectangle 16" o:spid="_x0000_s1030" style="position:absolute;margin-left:-17.85pt;margin-top:19.65pt;width:525.25pt;height:127.25pt;z-index:251658240;visibility:visible;mso-wrap-style:square;mso-wrap-distance-left:9pt;mso-wrap-distance-top:0;mso-wrap-distance-right:9pt;mso-wrap-distance-bottom:0;mso-position-horizontal:absolute;mso-position-horizontal-relative:margin;mso-position-vertical:absolute;mso-position-vertical-relative:page;v-text-anchor:top" o:gfxdata="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" filled="f" stroked="f">
+              <v:textbox inset="2.53958mm,1.2694mm,2.53958mm,1.2694mm">
+                <w:txbxContent>
+                  <w:p>
+                    <w:pPr>
+                      <w:spacing w:after="0" w:line="240" w:lineRule="auto"/>
+                      <w:textDirection w:val="btLr"/>
+                    </w:pPr>
+                    <w:r>
+                      <w:rPr>
+                        <w:rFonts w:ascii="Times New Roman" w:eastAsia="Times New Roman" w:hAnsi="Times New Roman" w:cs="Times New Roman"/>
+                        <w:color w:val="000000"/>
+                        <w:sz w:val="28"/>
+                      </w:rPr>
+                      <w:t xml:space="preserve">   </w:t>
+                    </w:r>
+                  </w:p>
+                  <w:p>
+                    <w:pPr>
+                      <w:spacing w:after="0" w:line="240" w:lineRule="auto"/>
+                      <w:ind w:left="709"/>
+                      <w:jc w:val="center"/>
+                      <w:textDirection w:val="btLr"/>
+                      <w:rPr>
+                        <w:rFonts w:ascii="Times New Roman" w:eastAsia="Times New Roman" w:hAnsi="Times New Roman" w:cs="Times New Roman"/>
+                        <w:color w:val="000000"/>
+                        <w:sz w:val="28"/>
+                      </w:rPr>
+                    </w:pPr>
+                    <w:r>
+                      <w:rPr>
+                        <w:rFonts w:ascii="Times New Roman" w:eastAsia="Times New Roman" w:hAnsi="Times New Roman" w:cs="Times New Roman"/>
+                        <w:color w:val="000000"/>
+                        <w:sz w:val="28"/>
+                      </w:rPr>
+                      <w:t>KEMENTERIAN PENDIDIKAN TINGGI, SAINS,</w:t>
+                    </w:r>
+                  </w:p>
+                  <w:p>
+                    <w:pPr>
+                      <w:spacing w:after="0" w:line="240" w:lineRule="auto"/>
+                      <w:ind w:left="709"/>
+                      <w:jc w:val="center"/>
+                      <w:textDirection w:val="btLr"/>
+                      <w:rPr>
+                        <w:rFonts w:ascii="Times New Roman" w:eastAsia="Times New Roman" w:hAnsi="Times New Roman" w:cs="Times New Roman"/>
+                        <w:color w:val="000000"/>
+                        <w:sz w:val="28"/>
+                      </w:rPr>
+                    </w:pPr>
+                    <w:r>
+                      <w:rPr>
+                        <w:rFonts w:ascii="Times New Roman" w:eastAsia="Times New Roman" w:hAnsi="Times New Roman" w:cs="Times New Roman"/>
+                        <w:color w:val="000000"/>
+                        <w:sz w:val="28"/>
+                      </w:rPr>
+                      <w:t xml:space="preserve">DAN TEKNOLOGI </w:t>
+                    </w:r>
+                  </w:p>
+                  <w:p>
+                    <w:pPr>
+                      <w:spacing w:after="0" w:line="240" w:lineRule="auto"/>
+                      <w:ind w:left="709"/>
+                      <w:jc w:val="center"/>
+                      <w:textDirection w:val="btLr"/>
+                    </w:pPr>
+                    <w:r>
+                      <w:rPr>
+                        <w:rFonts w:ascii="Times New Roman" w:eastAsia="Times New Roman" w:hAnsi="Times New Roman" w:cs="Times New Roman"/>
+                        <w:color w:val="000000"/>
+                        <w:sz w:val="28"/>
+                      </w:rPr>
+                      <w:t>UNIVERSITAS PENDIDIKAN INDONESIA</w:t>
+                    </w:r>
+                    <w:r>
+                      <w:rPr>
+                        <w:rFonts w:ascii="Times New Roman" w:eastAsia="Times New Roman" w:hAnsi="Times New Roman" w:cs="Times New Roman"/>
+                        <w:color w:val="000000"/>
+                        <w:sz w:val="28"/>
+                      </w:rPr>
+                      <w:br/>
+                    </w:r>
+                    <w:r>
+                      <w:rPr>
+                        <w:rFonts w:ascii="Times New Roman" w:eastAsia="Times New Roman" w:hAnsi="Times New Roman" w:cs="Times New Roman"/>
+                        <w:b/>
+                        <w:color w:val="000000"/>
+                        <w:sz w:val="28"/>
+                      </w:rPr>
+                      <w:t xml:space="preserve">    KOMISI ETIK PENELITIAN</w:t>
+                    </w:r>
+                  </w:p>
+                  <w:p>
+                    <w:pPr>
+                      <w:spacing w:after="0" w:line="240" w:lineRule="auto"/>
+                      <w:ind w:left="709"/>
+                      <w:jc w:val="center"/>
+                      <w:textDirection w:val="btLr"/>
+                    </w:pPr>
+                    <w:r>
+                      <w:rPr>
+                        <w:rFonts w:ascii="Times New Roman" w:eastAsia="Times New Roman" w:hAnsi="Times New Roman" w:cs="Times New Roman"/>
+                        <w:color w:val="000000"/>
+                        <w:sz w:val="24"/>
+                      </w:rPr>
+                      <w:t xml:space="preserve">Jalan </w:t>
+                    </w:r>
+                    <w:proofErr w:type="spellStart"/>
+                    <w:r>
+                      <w:rPr>
+                        <w:rFonts w:ascii="Times New Roman" w:eastAsia="Times New Roman" w:hAnsi="Times New Roman" w:cs="Times New Roman"/>
+                        <w:color w:val="000000"/>
+                        <w:sz w:val="24"/>
+                      </w:rPr>
+                      <w:t>Dr.</w:t>
+                    </w:r>
+                    <w:proofErr w:type="spellEnd"/>
+                    <w:r>
+                      <w:rPr>
+                        <w:rFonts w:ascii="Times New Roman" w:eastAsia="Times New Roman" w:hAnsi="Times New Roman" w:cs="Times New Roman"/>
+                        <w:color w:val="000000"/>
+                        <w:sz w:val="24"/>
+                      </w:rPr>
+                      <w:t xml:space="preserve"> </w:t>
+                    </w:r>
+                    <w:proofErr w:type="spellStart"/>
+                    <w:r>
+                      <w:rPr>
+                        <w:rFonts w:ascii="Times New Roman" w:eastAsia="Times New Roman" w:hAnsi="Times New Roman" w:cs="Times New Roman"/>
+                        <w:color w:val="000000"/>
+                        <w:sz w:val="24"/>
+                      </w:rPr>
+                      <w:t>Setiabudhi</w:t>
+                    </w:r>
+                    <w:proofErr w:type="spellEnd"/>
+                    <w:r>
+                      <w:rPr>
+                        <w:rFonts w:ascii="Times New Roman" w:eastAsia="Times New Roman" w:hAnsi="Times New Roman" w:cs="Times New Roman"/>
+                        <w:color w:val="000000"/>
+                        <w:sz w:val="24"/>
+                      </w:rPr>
+                      <w:t xml:space="preserve"> No.229 Bandung 40154</w:t>
+                    </w:r>
+                  </w:p>
+                  <w:p>
+                    <w:pPr>
+                      <w:spacing w:after="0" w:line="240" w:lineRule="auto"/>
+                      <w:ind w:left="709"/>
+                      <w:jc w:val="center"/>
+                      <w:textDirection w:val="btLr"/>
+                    </w:pPr>
+                    <w:r>
+                      <w:rPr>
+                        <w:rFonts w:ascii="Times New Roman" w:eastAsia="Times New Roman" w:hAnsi="Times New Roman" w:cs="Times New Roman"/>
+                        <w:color w:val="000000"/>
+                        <w:sz w:val="24"/>
+                      </w:rPr>
+                      <w:t xml:space="preserve">   </w:t>
+                    </w:r>
+                    <w:proofErr w:type="spellStart"/>
+                    <w:r>
+                      <w:rPr>
+                        <w:rFonts w:ascii="Times New Roman" w:eastAsia="Times New Roman" w:hAnsi="Times New Roman" w:cs="Times New Roman"/>
+                        <w:color w:val="000000"/>
+                        <w:sz w:val="24"/>
+                      </w:rPr>
+                      <w:t>Telepon</w:t>
+                    </w:r>
+                    <w:proofErr w:type="spellEnd"/>
+                    <w:r>
+                      <w:rPr>
+                        <w:rFonts w:ascii="Times New Roman" w:eastAsia="Times New Roman" w:hAnsi="Times New Roman" w:cs="Times New Roman"/>
+                        <w:color w:val="000000"/>
+                        <w:sz w:val="24"/>
+                      </w:rPr>
+                      <w:t>: +62852-2462-6865</w:t>
+                    </w:r>
+                  </w:p>
+                  <w:p>
+                    <w:pPr>
+                      <w:spacing w:after="0" w:line="240" w:lineRule="auto"/>
+                      <w:ind w:left="709"/>
+                      <w:jc w:val="center"/>
+                      <w:textDirection w:val="btLr"/>
+                    </w:pPr>
+                    <w:r>
+                      <w:rPr>
+                        <w:color w:val="000000"/>
+                        <w:sz w:val="24"/>
+                      </w:rPr>
+                      <w:t>Laman</w:t>
+                    </w:r>
+                    <w:r>
+                      <w:rPr>
+                        <w:rFonts w:ascii="Times New Roman" w:eastAsia="Times New Roman" w:hAnsi="Times New Roman" w:cs="Times New Roman"/>
+                        <w:color w:val="000000"/>
+                        <w:sz w:val="24"/>
+                      </w:rPr>
+                      <w:t xml:space="preserve">: etikpenelitian.upi.edu </w:t>
+                    </w:r>
+                    <w:r>
+                      <w:rPr>
+                        <w:rFonts w:ascii="Times New Roman" w:eastAsia="Times New Roman" w:hAnsi="Times New Roman" w:cs="Times New Roman"/>
+                        <w:i/>
+                        <w:color w:val="000000"/>
+                        <w:sz w:val="24"/>
+                      </w:rPr>
+                      <w:t>e-mail</w:t>
+                    </w:r>
+                    <w:r>
+                      <w:rPr>
+                        <w:rFonts w:ascii="Times New Roman" w:eastAsia="Times New Roman" w:hAnsi="Times New Roman" w:cs="Times New Roman"/>
+                        <w:color w:val="000000"/>
+                        <w:sz w:val="24"/>
+                      </w:rPr>
+                      <w:t>: etikpenelitian@upi.edu</w:t>
+                    </w:r>
+                  </w:p>
+                  <w:p>
+                    <w:pPr>
+                      <w:spacing w:after="0" w:line="240" w:lineRule="auto"/>
+                      <w:textDirection w:val="btLr"/>
+                    </w:pPr>
+                  </w:p>
+                </w:txbxContent>
+              </v:textbox>
+              <w10:wrap type="topAndBottom" anchorx="margin" anchory="page"/>
+            </v:rect>
+          </w:pict>
         </mc:Fallback>
       </mc:AlternateContent>
     </w:r>
@@ -6738,7 +6872,7 @@
                   <pic:cNvPicPr preferRelativeResize="0"/>
                 </pic:nvPicPr>
                 <pic:blipFill>
-                  <a:blip r:embed="rId2"/>
+                  <a:blip r:embed="rId1"/>
                   <a:srcRect/>
                   <a:stretch>
                     <a:fillRect/>
